--- a/docs/word/Chorus - How It Works, A Visual Guide.docx
+++ b/docs/word/Chorus - How It Works, A Visual Guide.docx
@@ -135,7 +135,7 @@
               <a:graphicData uri="http://schemas.openxmlformats.org/drawingml/2006/picture">
                 <pic:pic>
                   <pic:nvPicPr>
-                    <pic:cNvPr descr="C:/Users/Priya/AppData/Local/Temp/claude/C--Users-Priya-Downloads-Ai-Downloads/2b5d84e1-8c1d-445a-a5df-ff63a88778b7/scratchpad/diagrams/architecture-fig01.png" id="11" name="Picture"/>
+                    <pic:cNvPr descr="architecture-fig01.png" id="11" name="Picture"/>
                     <pic:cNvPicPr>
                       <a:picLocks noChangeArrowheads="1" noChangeAspect="1"/>
                     </pic:cNvPicPr>
@@ -409,7 +409,7 @@
               <a:graphicData uri="http://schemas.openxmlformats.org/drawingml/2006/picture">
                 <pic:pic>
                   <pic:nvPicPr>
-                    <pic:cNvPr descr="C:/Users/Priya/AppData/Local/Temp/claude/C--Users-Priya-Downloads-Ai-Downloads/2b5d84e1-8c1d-445a-a5df-ff63a88778b7/scratchpad/diagrams/architecture-fig02.png" id="15" name="Picture"/>
+                    <pic:cNvPr descr="architecture-fig02.png" id="15" name="Picture"/>
                     <pic:cNvPicPr>
                       <a:picLocks noChangeArrowheads="1" noChangeAspect="1"/>
                     </pic:cNvPicPr>
@@ -557,7 +557,7 @@
               <a:graphicData uri="http://schemas.openxmlformats.org/drawingml/2006/picture">
                 <pic:pic>
                   <pic:nvPicPr>
-                    <pic:cNvPr descr="C:/Users/Priya/AppData/Local/Temp/claude/C--Users-Priya-Downloads-Ai-Downloads/2b5d84e1-8c1d-445a-a5df-ff63a88778b7/scratchpad/diagrams/architecture-fig03.png" id="19" name="Picture"/>
+                    <pic:cNvPr descr="architecture-fig03.png" id="19" name="Picture"/>
                     <pic:cNvPicPr>
                       <a:picLocks noChangeArrowheads="1" noChangeAspect="1"/>
                     </pic:cNvPicPr>
@@ -666,7 +666,7 @@
               <a:graphicData uri="http://schemas.openxmlformats.org/drawingml/2006/picture">
                 <pic:pic>
                   <pic:nvPicPr>
-                    <pic:cNvPr descr="C:/Users/Priya/AppData/Local/Temp/claude/C--Users-Priya-Downloads-Ai-Downloads/2b5d84e1-8c1d-445a-a5df-ff63a88778b7/scratchpad/diagrams/architecture-fig04.png" id="23" name="Picture"/>
+                    <pic:cNvPr descr="architecture-fig04.png" id="23" name="Picture"/>
                     <pic:cNvPicPr>
                       <a:picLocks noChangeArrowheads="1" noChangeAspect="1"/>
                     </pic:cNvPicPr>
@@ -961,7 +961,7 @@
               <a:graphicData uri="http://schemas.openxmlformats.org/drawingml/2006/picture">
                 <pic:pic>
                   <pic:nvPicPr>
-                    <pic:cNvPr descr="C:/Users/Priya/AppData/Local/Temp/claude/C--Users-Priya-Downloads-Ai-Downloads/2b5d84e1-8c1d-445a-a5df-ff63a88778b7/scratchpad/diagrams/architecture-fig05.png" id="26" name="Picture"/>
+                    <pic:cNvPr descr="architecture-fig05.png" id="26" name="Picture"/>
                     <pic:cNvPicPr>
                       <a:picLocks noChangeArrowheads="1" noChangeAspect="1"/>
                     </pic:cNvPicPr>
@@ -1065,7 +1065,7 @@
               <a:graphicData uri="http://schemas.openxmlformats.org/drawingml/2006/picture">
                 <pic:pic>
                   <pic:nvPicPr>
-                    <pic:cNvPr descr="C:/Users/Priya/AppData/Local/Temp/claude/C--Users-Priya-Downloads-Ai-Downloads/2b5d84e1-8c1d-445a-a5df-ff63a88778b7/scratchpad/diagrams/architecture-fig06.png" id="30" name="Picture"/>
+                    <pic:cNvPr descr="architecture-fig06.png" id="30" name="Picture"/>
                     <pic:cNvPicPr>
                       <a:picLocks noChangeArrowheads="1" noChangeAspect="1"/>
                     </pic:cNvPicPr>
@@ -1153,7 +1153,7 @@
               <a:graphicData uri="http://schemas.openxmlformats.org/drawingml/2006/picture">
                 <pic:pic>
                   <pic:nvPicPr>
-                    <pic:cNvPr descr="C:/Users/Priya/AppData/Local/Temp/claude/C--Users-Priya-Downloads-Ai-Downloads/2b5d84e1-8c1d-445a-a5df-ff63a88778b7/scratchpad/diagrams/architecture-fig07.png" id="34" name="Picture"/>
+                    <pic:cNvPr descr="architecture-fig07.png" id="34" name="Picture"/>
                     <pic:cNvPicPr>
                       <a:picLocks noChangeArrowheads="1" noChangeAspect="1"/>
                     </pic:cNvPicPr>
@@ -1343,7 +1343,7 @@
               <a:graphicData uri="http://schemas.openxmlformats.org/drawingml/2006/picture">
                 <pic:pic>
                   <pic:nvPicPr>
-                    <pic:cNvPr descr="C:/Users/Priya/AppData/Local/Temp/claude/C--Users-Priya-Downloads-Ai-Downloads/2b5d84e1-8c1d-445a-a5df-ff63a88778b7/scratchpad/diagrams/architecture-fig08.png" id="38" name="Picture"/>
+                    <pic:cNvPr descr="architecture-fig08.png" id="38" name="Picture"/>
                     <pic:cNvPicPr>
                       <a:picLocks noChangeArrowheads="1" noChangeAspect="1"/>
                     </pic:cNvPicPr>
@@ -1449,7 +1449,7 @@
               <a:graphicData uri="http://schemas.openxmlformats.org/drawingml/2006/picture">
                 <pic:pic>
                   <pic:nvPicPr>
-                    <pic:cNvPr descr="C:/Users/Priya/AppData/Local/Temp/claude/C--Users-Priya-Downloads-Ai-Downloads/2b5d84e1-8c1d-445a-a5df-ff63a88778b7/scratchpad/diagrams/architecture-fig09.png" id="42" name="Picture"/>
+                    <pic:cNvPr descr="architecture-fig09.png" id="42" name="Picture"/>
                     <pic:cNvPicPr>
                       <a:picLocks noChangeArrowheads="1" noChangeAspect="1"/>
                     </pic:cNvPicPr>
@@ -1697,7 +1697,7 @@
               <a:graphicData uri="http://schemas.openxmlformats.org/drawingml/2006/picture">
                 <pic:pic>
                   <pic:nvPicPr>
-                    <pic:cNvPr descr="C:/Users/Priya/AppData/Local/Temp/claude/C--Users-Priya-Downloads-Ai-Downloads/2b5d84e1-8c1d-445a-a5df-ff63a88778b7/scratchpad/diagrams/architecture-fig10.png" id="46" name="Picture"/>
+                    <pic:cNvPr descr="architecture-fig10.png" id="46" name="Picture"/>
                     <pic:cNvPicPr>
                       <a:picLocks noChangeArrowheads="1" noChangeAspect="1"/>
                     </pic:cNvPicPr>
@@ -1988,7 +1988,7 @@
               <a:graphicData uri="http://schemas.openxmlformats.org/drawingml/2006/picture">
                 <pic:pic>
                   <pic:nvPicPr>
-                    <pic:cNvPr descr="C:/Users/Priya/AppData/Local/Temp/claude/C--Users-Priya-Downloads-Ai-Downloads/2b5d84e1-8c1d-445a-a5df-ff63a88778b7/scratchpad/diagrams/architecture-fig11.png" id="50" name="Picture"/>
+                    <pic:cNvPr descr="architecture-fig11.png" id="50" name="Picture"/>
                     <pic:cNvPicPr>
                       <a:picLocks noChangeArrowheads="1" noChangeAspect="1"/>
                     </pic:cNvPicPr>
@@ -2100,7 +2100,7 @@
               <a:graphicData uri="http://schemas.openxmlformats.org/drawingml/2006/picture">
                 <pic:pic>
                   <pic:nvPicPr>
-                    <pic:cNvPr descr="C:/Users/Priya/AppData/Local/Temp/claude/C--Users-Priya-Downloads-Ai-Downloads/2b5d84e1-8c1d-445a-a5df-ff63a88778b7/scratchpad/diagrams/architecture-fig12.png" id="54" name="Picture"/>
+                    <pic:cNvPr descr="architecture-fig12.png" id="54" name="Picture"/>
                     <pic:cNvPicPr>
                       <a:picLocks noChangeArrowheads="1" noChangeAspect="1"/>
                     </pic:cNvPicPr>
@@ -2188,7 +2188,7 @@
               <a:graphicData uri="http://schemas.openxmlformats.org/drawingml/2006/picture">
                 <pic:pic>
                   <pic:nvPicPr>
-                    <pic:cNvPr descr="C:/Users/Priya/AppData/Local/Temp/claude/C--Users-Priya-Downloads-Ai-Downloads/2b5d84e1-8c1d-445a-a5df-ff63a88778b7/scratchpad/diagrams/architecture-fig13.png" id="58" name="Picture"/>
+                    <pic:cNvPr descr="architecture-fig13.png" id="58" name="Picture"/>
                     <pic:cNvPicPr>
                       <a:picLocks noChangeArrowheads="1" noChangeAspect="1"/>
                     </pic:cNvPicPr>
@@ -2286,7 +2286,7 @@
               <a:graphicData uri="http://schemas.openxmlformats.org/drawingml/2006/picture">
                 <pic:pic>
                   <pic:nvPicPr>
-                    <pic:cNvPr descr="C:/Users/Priya/AppData/Local/Temp/claude/C--Users-Priya-Downloads-Ai-Downloads/2b5d84e1-8c1d-445a-a5df-ff63a88778b7/scratchpad/diagrams/architecture-fig14.png" id="62" name="Picture"/>
+                    <pic:cNvPr descr="architecture-fig14.png" id="62" name="Picture"/>
                     <pic:cNvPicPr>
                       <a:picLocks noChangeArrowheads="1" noChangeAspect="1"/>
                     </pic:cNvPicPr>
